--- a/Volume 1/Chapter 02 - Language Fundamentals/SPA_Vol1_Ch2_Lesson2_12_Dates_Times.docx
+++ b/Volume 1/Chapter 02 - Language Fundamentals/SPA_Vol1_Ch2_Lesson2_12_Dates_Times.docx
@@ -829,7 +829,7 @@
         <w:keepNext/>
       </w:pPr>
       <w:r>
-        <w:t>Save each source and supporting file from this lesson into the matching path in the project layout. As in Chapter 1, notepad .\c\basic_window.c creates and opens one: choose Yes, type the file, save it with Ctrl+S, and close Notepad. Then install the TypeScript compiler for this project.</w:t>
+        <w:t>Next, let the tools create each project's settings file. Remember, -o names the project folder; you replace the starter Program.cs with this lesson's code in the C# section. Remember, go.mod makes the folder a module; its go line shows the Go version you have installed.</w:t>
       </w:r>
     </w:p>
     <w:p>
@@ -840,9 +840,298 @@
     <w:p>
       <w:pPr>
         <w:pStyle w:val="CommandBlock"/>
-      </w:pPr>
-      <w:r>
-        <w:t>npm --prefix .\typescript install --ignore-scripts --no-audit --no-fund</w:t>
+        <w:keepNext/>
+      </w:pPr>
+      <w:r>
+        <w:t>dotnet new console -o .\csharp\BasicWindow</w:t>
+      </w:r>
+    </w:p>
+    <w:p>
+      <w:pPr>
+        <w:pStyle w:val="CommandBlock"/>
+        <w:keepNext/>
+      </w:pPr>
+      <w:r>
+        <w:t>dotnet new console -o .\csharp\Window</w:t>
+      </w:r>
+    </w:p>
+    <w:p>
+      <w:pPr>
+        <w:pStyle w:val="CommandBlock"/>
+      </w:pPr>
+      <w:r>
+        <w:t>go -C .\go mod init example.com/datestimes</w:t>
+      </w:r>
+    </w:p>
+    <w:p>
+      <w:pPr>
+        <w:keepNext/>
+      </w:pPr>
+    </w:p>
+    <w:p>
+      <w:pPr>
+        <w:keepNext/>
+      </w:pPr>
+      <w:r>
+        <w:t>Then make the TypeScript project's package.json. Remember, npm init -y, npm pkg, then npm install, inside .\typescript: Push-Location moves into it and Pop-Location moves back to lesson-2.12.</w:t>
+      </w:r>
+    </w:p>
+    <w:p>
+      <w:pPr>
+        <w:keepNext/>
+      </w:pPr>
+    </w:p>
+    <w:p>
+      <w:pPr>
+        <w:pStyle w:val="CommandBlock"/>
+        <w:keepNext/>
+      </w:pPr>
+      <w:r>
+        <w:t>Push-Location .\typescript</w:t>
+      </w:r>
+    </w:p>
+    <w:p>
+      <w:pPr>
+        <w:pStyle w:val="CommandBlock"/>
+        <w:keepNext/>
+      </w:pPr>
+      <w:r>
+        <w:t>npm init -y</w:t>
+      </w:r>
+    </w:p>
+    <w:p>
+      <w:pPr>
+        <w:pStyle w:val="CommandBlock"/>
+        <w:keepNext/>
+      </w:pPr>
+      <w:r>
+        <w:t>npm pkg set name=dates-times-typescript type=module</w:t>
+      </w:r>
+    </w:p>
+    <w:p>
+      <w:pPr>
+        <w:pStyle w:val="CommandBlock"/>
+        <w:keepNext/>
+      </w:pPr>
+      <w:r>
+        <w:t>npm pkg set private=true --json</w:t>
+      </w:r>
+    </w:p>
+    <w:p>
+      <w:pPr>
+        <w:pStyle w:val="CommandBlock"/>
+        <w:keepNext/>
+      </w:pPr>
+      <w:r>
+        <w:t>npm pkg set "scripts.check=tsc --noEmit" "scripts.build=tsc --noEmitOnError"</w:t>
+      </w:r>
+    </w:p>
+    <w:p>
+      <w:pPr>
+        <w:pStyle w:val="CommandBlock"/>
+        <w:keepNext/>
+      </w:pPr>
+      <w:r>
+        <w:t>npm pkg delete version description main keywords author license scripts.test</w:t>
+      </w:r>
+    </w:p>
+    <w:p>
+      <w:pPr>
+        <w:pStyle w:val="CommandBlock"/>
+        <w:keepNext/>
+      </w:pPr>
+      <w:r>
+        <w:t>npm install --save-dev --save-exact typescript@7.0.2 @types/node@24.13.5 `</w:t>
+      </w:r>
+    </w:p>
+    <w:p>
+      <w:pPr>
+        <w:pStyle w:val="CommandBlock"/>
+        <w:keepNext/>
+      </w:pPr>
+      <w:r>
+        <w:t xml:space="preserve">    --ignore-scripts --no-audit --no-fund</w:t>
+      </w:r>
+    </w:p>
+    <w:p>
+      <w:pPr>
+        <w:pStyle w:val="CommandBlock"/>
+      </w:pPr>
+      <w:r>
+        <w:t>Pop-Location</w:t>
+      </w:r>
+    </w:p>
+    <w:p>
+      <w:pPr>
+        <w:keepNext/>
+      </w:pPr>
+    </w:p>
+    <w:p>
+      <w:r>
+        <w:t>Then type the TypeScript compiler settings. As in Chapter 1, notepad .\typescript\tsconfig.json creates and opens the file: choose Yes, type the file, save it with Ctrl+S, and close Notepad.</w:t>
+      </w:r>
+    </w:p>
+    <w:p>
+      <w:pPr>
+        <w:keepNext/>
+      </w:pPr>
+    </w:p>
+    <w:p>
+      <w:pPr>
+        <w:pStyle w:val="Heading3"/>
+      </w:pPr>
+      <w:r>
+        <w:t>typescript/tsconfig.json</w:t>
+      </w:r>
+    </w:p>
+    <w:p>
+      <w:pPr>
+        <w:pStyle w:val="SourceCode"/>
+        <w:keepNext/>
+      </w:pPr>
+      <w:r>
+        <w:t>{</w:t>
+      </w:r>
+    </w:p>
+    <w:p>
+      <w:pPr>
+        <w:pStyle w:val="SourceCode"/>
+        <w:keepNext/>
+      </w:pPr>
+      <w:r>
+        <w:t xml:space="preserve">  "compilerOptions": {</w:t>
+      </w:r>
+    </w:p>
+    <w:p>
+      <w:pPr>
+        <w:pStyle w:val="SourceCode"/>
+      </w:pPr>
+      <w:r>
+        <w:t xml:space="preserve">    "target": "ES2022",</w:t>
+      </w:r>
+    </w:p>
+    <w:p>
+      <w:pPr>
+        <w:pStyle w:val="SourceCode"/>
+      </w:pPr>
+      <w:r>
+        <w:t xml:space="preserve">    "module": "NodeNext",</w:t>
+      </w:r>
+    </w:p>
+    <w:p>
+      <w:pPr>
+        <w:pStyle w:val="SourceCode"/>
+      </w:pPr>
+      <w:r>
+        <w:t xml:space="preserve">    "moduleResolution": "NodeNext",</w:t>
+      </w:r>
+    </w:p>
+    <w:p>
+      <w:pPr>
+        <w:pStyle w:val="SourceCode"/>
+      </w:pPr>
+      <w:r>
+        <w:t xml:space="preserve">    "rootDir": "src",</w:t>
+      </w:r>
+    </w:p>
+    <w:p>
+      <w:pPr>
+        <w:pStyle w:val="SourceCode"/>
+      </w:pPr>
+      <w:r>
+        <w:t xml:space="preserve">    "outDir": "dist",</w:t>
+      </w:r>
+    </w:p>
+    <w:p>
+      <w:pPr>
+        <w:pStyle w:val="SourceCode"/>
+      </w:pPr>
+      <w:r>
+        <w:t xml:space="preserve">    "strict": true,</w:t>
+      </w:r>
+    </w:p>
+    <w:p>
+      <w:pPr>
+        <w:pStyle w:val="SourceCode"/>
+      </w:pPr>
+      <w:r>
+        <w:t xml:space="preserve">    "types": [</w:t>
+      </w:r>
+    </w:p>
+    <w:p>
+      <w:pPr>
+        <w:pStyle w:val="SourceCode"/>
+      </w:pPr>
+      <w:r>
+        <w:t xml:space="preserve">      "node"</w:t>
+      </w:r>
+    </w:p>
+    <w:p>
+      <w:pPr>
+        <w:pStyle w:val="SourceCode"/>
+      </w:pPr>
+      <w:r>
+        <w:t xml:space="preserve">    ],</w:t>
+      </w:r>
+    </w:p>
+    <w:p>
+      <w:pPr>
+        <w:pStyle w:val="SourceCode"/>
+      </w:pPr>
+      <w:r>
+        <w:t xml:space="preserve">    "moduleDetection": "force"</w:t>
+      </w:r>
+    </w:p>
+    <w:p>
+      <w:pPr>
+        <w:pStyle w:val="SourceCode"/>
+      </w:pPr>
+      <w:r>
+        <w:t xml:space="preserve">  },</w:t>
+      </w:r>
+    </w:p>
+    <w:p>
+      <w:pPr>
+        <w:pStyle w:val="SourceCode"/>
+      </w:pPr>
+      <w:r>
+        <w:t xml:space="preserve">  "include": [</w:t>
+      </w:r>
+    </w:p>
+    <w:p>
+      <w:pPr>
+        <w:pStyle w:val="SourceCode"/>
+        <w:keepNext/>
+      </w:pPr>
+      <w:r>
+        <w:t xml:space="preserve">    "src/**/*.ts"</w:t>
+      </w:r>
+    </w:p>
+    <w:p>
+      <w:pPr>
+        <w:pStyle w:val="SourceCode"/>
+        <w:keepNext/>
+      </w:pPr>
+      <w:r>
+        <w:t xml:space="preserve">  ]</w:t>
+      </w:r>
+    </w:p>
+    <w:p>
+      <w:pPr>
+        <w:pStyle w:val="SourceCode"/>
+      </w:pPr>
+      <w:r>
+        <w:t>}</w:t>
+      </w:r>
+    </w:p>
+    <w:p>
+      <w:pPr>
+        <w:keepNext/>
+      </w:pPr>
+    </w:p>
+    <w:p>
+      <w:r>
+        <w:t>You save each source file in its language's section below, as each is shown, the same way.</w:t>
       </w:r>
     </w:p>
     <w:p>
@@ -912,7 +1201,7 @@
         <w:keepNext/>
       </w:pPr>
       <w:r>
-        <w:t>Save each source and supporting file from this lesson into the matching path in the project layout. As in Chapter 1, nano ./c/basic_window.c creates and opens one: type the file, then save and close it with Ctrl+O, Enter, then Ctrl+X. Then install the TypeScript compiler for this project.</w:t>
+        <w:t>Then create the C#, Go, and TypeScript project files with the same commands as on Windows; cd moves into ./typescript for the npm lines, and cd .. moves back.</w:t>
       </w:r>
     </w:p>
     <w:p>
@@ -923,9 +1212,118 @@
     <w:p>
       <w:pPr>
         <w:pStyle w:val="CommandBlock"/>
-      </w:pPr>
-      <w:r>
-        <w:t>npm --prefix ./typescript install --ignore-scripts --no-audit --no-fund</w:t>
+        <w:keepNext/>
+      </w:pPr>
+      <w:r>
+        <w:t>dotnet new console -o ./csharp/BasicWindow</w:t>
+      </w:r>
+    </w:p>
+    <w:p>
+      <w:pPr>
+        <w:pStyle w:val="CommandBlock"/>
+        <w:keepNext/>
+      </w:pPr>
+      <w:r>
+        <w:t>dotnet new console -o ./csharp/Window</w:t>
+      </w:r>
+    </w:p>
+    <w:p>
+      <w:pPr>
+        <w:pStyle w:val="CommandBlock"/>
+        <w:keepNext/>
+      </w:pPr>
+      <w:r>
+        <w:t>go -C ./go mod init example.com/datestimes</w:t>
+      </w:r>
+    </w:p>
+    <w:p>
+      <w:pPr>
+        <w:pStyle w:val="CommandBlock"/>
+        <w:keepNext/>
+      </w:pPr>
+      <w:r>
+        <w:t>cd ./typescript</w:t>
+      </w:r>
+    </w:p>
+    <w:p>
+      <w:pPr>
+        <w:pStyle w:val="CommandBlock"/>
+        <w:keepNext/>
+      </w:pPr>
+      <w:r>
+        <w:t>npm init -y</w:t>
+      </w:r>
+    </w:p>
+    <w:p>
+      <w:pPr>
+        <w:pStyle w:val="CommandBlock"/>
+        <w:keepNext/>
+      </w:pPr>
+      <w:r>
+        <w:t>npm pkg set name=dates-times-typescript type=module</w:t>
+      </w:r>
+    </w:p>
+    <w:p>
+      <w:pPr>
+        <w:pStyle w:val="CommandBlock"/>
+        <w:keepNext/>
+      </w:pPr>
+      <w:r>
+        <w:t>npm pkg set private=true --json</w:t>
+      </w:r>
+    </w:p>
+    <w:p>
+      <w:pPr>
+        <w:pStyle w:val="CommandBlock"/>
+        <w:keepNext/>
+      </w:pPr>
+      <w:r>
+        <w:t>npm pkg set "scripts.check=tsc --noEmit" "scripts.build=tsc --noEmitOnError"</w:t>
+      </w:r>
+    </w:p>
+    <w:p>
+      <w:pPr>
+        <w:pStyle w:val="CommandBlock"/>
+        <w:keepNext/>
+      </w:pPr>
+      <w:r>
+        <w:t>npm pkg delete version description main keywords author license scripts.test</w:t>
+      </w:r>
+    </w:p>
+    <w:p>
+      <w:pPr>
+        <w:pStyle w:val="CommandBlock"/>
+        <w:keepNext/>
+      </w:pPr>
+      <w:r>
+        <w:t>npm install --save-dev --save-exact typescript@7.0.2 @types/node@24.13.5 \</w:t>
+      </w:r>
+    </w:p>
+    <w:p>
+      <w:pPr>
+        <w:pStyle w:val="CommandBlock"/>
+        <w:keepNext/>
+      </w:pPr>
+      <w:r>
+        <w:t xml:space="preserve">    --ignore-scripts --no-audit --no-fund</w:t>
+      </w:r>
+    </w:p>
+    <w:p>
+      <w:pPr>
+        <w:pStyle w:val="CommandBlock"/>
+      </w:pPr>
+      <w:r>
+        <w:t>cd ..</w:t>
+      </w:r>
+    </w:p>
+    <w:p>
+      <w:pPr>
+        <w:keepNext/>
+      </w:pPr>
+    </w:p>
+    <w:p>
+      <w:r>
+        <w:t>Type typescript/tsconfig.json exactly as shown in the Windows setup. You save each source file in its language's section below, as each is shown. As in Chapter 1, nano ./c/basic_window.c creates and opens one: type the file, then save and close it with Ctrl+O, Enter, then Ctrl+X.</w:t>
       </w:r>
     </w:p>
     <w:p>
@@ -15664,7 +16062,7 @@
     </w:p>
     <w:p>
       <w:r>
-        <w:t>These files are the same as in Lesson 2.11, except that the project names change and go.mod names this lesson's Go module, example.com/datestimes.</w:t>
+        <w:t>These are the files the setup commands wrote, shown here so you can check yours. Your go line shows your own Go version, and the blank lines and the order of the package.json fields may differ.</w:t>
       </w:r>
     </w:p>
     <w:p>
@@ -16002,164 +16400,6 @@
       </w:pPr>
       <w:r>
         <w:t xml:space="preserve">  }</w:t>
-      </w:r>
-    </w:p>
-    <w:p>
-      <w:pPr>
-        <w:pStyle w:val="SourceCode"/>
-      </w:pPr>
-      <w:r>
-        <w:t>}</w:t>
-      </w:r>
-    </w:p>
-    <w:p>
-      <w:pPr>
-        <w:keepNext/>
-      </w:pPr>
-    </w:p>
-    <w:p>
-      <w:pPr>
-        <w:keepNext/>
-      </w:pPr>
-    </w:p>
-    <w:p>
-      <w:pPr>
-        <w:pStyle w:val="Heading2"/>
-      </w:pPr>
-      <w:r>
-        <w:t>typescript/tsconfig.json</w:t>
-      </w:r>
-    </w:p>
-    <w:p>
-      <w:pPr>
-        <w:pStyle w:val="SourceCode"/>
-        <w:keepNext/>
-      </w:pPr>
-      <w:r>
-        <w:t>{</w:t>
-      </w:r>
-    </w:p>
-    <w:p>
-      <w:pPr>
-        <w:pStyle w:val="SourceCode"/>
-        <w:keepNext/>
-      </w:pPr>
-      <w:r>
-        <w:t xml:space="preserve">  "compilerOptions": {</w:t>
-      </w:r>
-    </w:p>
-    <w:p>
-      <w:pPr>
-        <w:pStyle w:val="SourceCode"/>
-      </w:pPr>
-      <w:r>
-        <w:t xml:space="preserve">    "target": "ES2022",</w:t>
-      </w:r>
-    </w:p>
-    <w:p>
-      <w:pPr>
-        <w:pStyle w:val="SourceCode"/>
-      </w:pPr>
-      <w:r>
-        <w:t xml:space="preserve">    "module": "NodeNext",</w:t>
-      </w:r>
-    </w:p>
-    <w:p>
-      <w:pPr>
-        <w:pStyle w:val="SourceCode"/>
-      </w:pPr>
-      <w:r>
-        <w:t xml:space="preserve">    "moduleResolution": "NodeNext",</w:t>
-      </w:r>
-    </w:p>
-    <w:p>
-      <w:pPr>
-        <w:pStyle w:val="SourceCode"/>
-      </w:pPr>
-      <w:r>
-        <w:t xml:space="preserve">    "rootDir": "src",</w:t>
-      </w:r>
-    </w:p>
-    <w:p>
-      <w:pPr>
-        <w:pStyle w:val="SourceCode"/>
-      </w:pPr>
-      <w:r>
-        <w:t xml:space="preserve">    "outDir": "dist",</w:t>
-      </w:r>
-    </w:p>
-    <w:p>
-      <w:pPr>
-        <w:pStyle w:val="SourceCode"/>
-      </w:pPr>
-      <w:r>
-        <w:t xml:space="preserve">    "strict": true,</w:t>
-      </w:r>
-    </w:p>
-    <w:p>
-      <w:pPr>
-        <w:pStyle w:val="SourceCode"/>
-      </w:pPr>
-      <w:r>
-        <w:t xml:space="preserve">    "types": [</w:t>
-      </w:r>
-    </w:p>
-    <w:p>
-      <w:pPr>
-        <w:pStyle w:val="SourceCode"/>
-      </w:pPr>
-      <w:r>
-        <w:t xml:space="preserve">      "node"</w:t>
-      </w:r>
-    </w:p>
-    <w:p>
-      <w:pPr>
-        <w:pStyle w:val="SourceCode"/>
-      </w:pPr>
-      <w:r>
-        <w:t xml:space="preserve">    ],</w:t>
-      </w:r>
-    </w:p>
-    <w:p>
-      <w:pPr>
-        <w:pStyle w:val="SourceCode"/>
-      </w:pPr>
-      <w:r>
-        <w:t xml:space="preserve">    "moduleDetection": "force"</w:t>
-      </w:r>
-    </w:p>
-    <w:p>
-      <w:pPr>
-        <w:pStyle w:val="SourceCode"/>
-      </w:pPr>
-      <w:r>
-        <w:t xml:space="preserve">  },</w:t>
-      </w:r>
-    </w:p>
-    <w:p>
-      <w:pPr>
-        <w:pStyle w:val="SourceCode"/>
-      </w:pPr>
-      <w:r>
-        <w:t xml:space="preserve">  "include": [</w:t>
-      </w:r>
-    </w:p>
-    <w:p>
-      <w:pPr>
-        <w:pStyle w:val="SourceCode"/>
-        <w:keepNext/>
-      </w:pPr>
-      <w:r>
-        <w:t xml:space="preserve">    "src/**/*.ts"</w:t>
-      </w:r>
-    </w:p>
-    <w:p>
-      <w:pPr>
-        <w:pStyle w:val="SourceCode"/>
-        <w:keepNext/>
-      </w:pPr>
-      <w:r>
-        <w:t xml:space="preserve">  ]</w:t>
       </w:r>
     </w:p>
     <w:p>
@@ -17467,31 +17707,31 @@
       </w:rPr>
     </w:lvl>
   </w:abstractNum>
-  <w:num w:numId="1" w16cid:durableId="1761372673">
+  <w:num w:numId="1" w16cid:durableId="1895654545">
     <w:abstractNumId w:val="8"/>
   </w:num>
-  <w:num w:numId="2" w16cid:durableId="135339613">
+  <w:num w:numId="2" w16cid:durableId="802307851">
     <w:abstractNumId w:val="6"/>
   </w:num>
-  <w:num w:numId="3" w16cid:durableId="1669281941">
+  <w:num w:numId="3" w16cid:durableId="395665928">
     <w:abstractNumId w:val="5"/>
   </w:num>
-  <w:num w:numId="4" w16cid:durableId="256720185">
+  <w:num w:numId="4" w16cid:durableId="1703819434">
     <w:abstractNumId w:val="4"/>
   </w:num>
-  <w:num w:numId="5" w16cid:durableId="1791894935">
+  <w:num w:numId="5" w16cid:durableId="1677073082">
     <w:abstractNumId w:val="7"/>
   </w:num>
-  <w:num w:numId="6" w16cid:durableId="1178352774">
+  <w:num w:numId="6" w16cid:durableId="1324822671">
     <w:abstractNumId w:val="3"/>
   </w:num>
-  <w:num w:numId="7" w16cid:durableId="728529044">
+  <w:num w:numId="7" w16cid:durableId="1054624619">
     <w:abstractNumId w:val="2"/>
   </w:num>
-  <w:num w:numId="8" w16cid:durableId="364671187">
+  <w:num w:numId="8" w16cid:durableId="1635334163">
     <w:abstractNumId w:val="1"/>
   </w:num>
-  <w:num w:numId="9" w16cid:durableId="339546909">
+  <w:num w:numId="9" w16cid:durableId="1808862985">
     <w:abstractNumId w:val="0"/>
   </w:num>
 </w:numbering>

--- a/Volume 1/Chapter 02 - Language Fundamentals/SPA_Vol1_Ch2_Lesson2_12_Dates_Times.docx
+++ b/Volume 1/Chapter 02 - Language Fundamentals/SPA_Vol1_Ch2_Lesson2_12_Dates_Times.docx
@@ -95,10 +95,7 @@
     </w:p>
     <w:p>
       <w:r>
-        <w:t>Almost every system program handles time: when a job ran, when a certificate expires, when a maintenance window opens. Times go wrong quietly. A time written without its time zone can mean different moments on two computers, a month counted from the wrong number moves a date by a month, and editing clock digits by hand breaks at midnight. A program that keeps each moment as one UTC timestamp, moves it by adding durations, and converts it to a local reading only when printing gives the same answer on every c</w:t>
-      </w:r>
-      <w:r>
-        <w:t>omputer.</w:t>
+        <w:t>Almost every system program handles time: when a job ran, when a certificate expires, when a maintenance window opens. Times go wrong quietly. A time written without its time zone can mean different moments on two computers, a month counted from the wrong number moves a date by a month, and editing clock digits by hand breaks at midnight. A program that keeps each moment as one UTC timestamp, moves it by adding durations, and converts it to a local reading only when printing gives the same answer on every computer.</w:t>
       </w:r>
     </w:p>
     <w:p>
@@ -1351,10 +1348,7 @@
     </w:p>
     <w:p>
       <w:r>
-        <w:t xml:space="preserve">C keeps a timestamp in a time_t, a count of seconds since 1970-01-01 00:00 UTC, and a date and time as separate parts in a struct tm. timegm turns UTC parts into a time_t; gmtime and localtime turn a time_t back into parts; strftime formats parts as text; and difftime subtracts two timestamps. A duration is simply a number of seconds. C has no type for another time zone, so the Tokyo reading adds 9 hours to the UTC timestamp and prints the result like a UTC reading. That shifted value is only for printing: </w:t>
-      </w:r>
-      <w:r>
-        <w:t>it no longer names the real moment, so never compare it with another timestamp or store it. Windows' C library calls timegm _mkgmtime, so a small function, utc_timestamp, holds an #ifdef block that picks the right name for the system. This lesson builds C with -std=c23, the 2023 C standard, because that is the standard that added timegm. The flag matters only on Linux and macOS, where it makes timegm visible, and it needs gcc 14 or newer; on Windows the program calls _mkgmtime instead.</w:t>
+        <w:t>C keeps a timestamp in a time_t, a count of seconds since 1970-01-01 00:00 UTC, and a date and time as separate parts in a struct tm. timegm turns UTC parts into a time_t; gmtime and localtime turn a time_t back into parts; strftime formats parts as text; and difftime subtracts two timestamps. A duration is simply a number of seconds. C has no type for another time zone, so the Tokyo reading adds 9 hours to the UTC timestamp and prints the result like a UTC reading. That shifted value is only for printing: it no longer names the real moment, so never compare it with another timestamp or store it. Windows' C library calls timegm _mkgmtime, so a small function, utc_timestamp, holds an #ifdef block that picks the right name for the system. This lesson builds C with -std=c23, the 2023 C standard, because that is the standard that added timegm. The flag matters only on Linux and macOS, where it makes timegm visible, and it needs gcc 14 or newer; on Windows the program calls _mkgmtime instead.</w:t>
       </w:r>
     </w:p>
     <w:p>
@@ -4407,10 +4401,7 @@
     </w:p>
     <w:p>
       <w:r>
-        <w:t>C++ keeps dates and times in std::chrono. A sys_seconds is a UTC timestamp counted in seconds; hours{3} and minutes{30} are durations; and + and - move a timestamp by a duration. std::format formats a timestamp with a pattern inside {:...}, and std::chrono::parse reads text back with the same pattern. C++ also knows real time zones: zoned_time with current_zone() gives the computer's local reading. For Tokyo, the program adds the fixed 9-hour offset and prints the result like a UTC reading. That shifted val</w:t>
-      </w:r>
-      <w:r>
-        <w:t>ue is only for printing: it no longer names the real moment, so never compare it with another timestamp or store it. The time-zone part of std::chrono needs g++ 14 or newer.</w:t>
+        <w:t>C++ keeps dates and times in std::chrono. A sys_seconds is a UTC timestamp counted in seconds; hours{3} and minutes{30} are durations; and + and - move a timestamp by a duration. std::format formats a timestamp with a pattern inside {:...}, and std::chrono::parse reads text back with the same pattern. C++ also knows real time zones: zoned_time with current_zone() gives the computer's local reading. For Tokyo, the program adds the fixed 9-hour offset and prints the result like a UTC reading. That shifted value is only for printing: it no longer names the real moment, so never compare it with another timestamp or store it. The time-zone part of std::chrono needs g++ 14 or newer.</w:t>
       </w:r>
     </w:p>
     <w:p>
@@ -9307,10 +9298,7 @@
     </w:p>
     <w:p>
       <w:r>
-        <w:t>Go keeps a moment in a time.Time and a duration in a time.Duration. time.Date creates a timestamp, Add moves it by a duration, and Sub gives the difference between two timestamps. Go's format pattern works differently from the other languages: it is one fixed moment, 2006-01-02 15:04, written the way the output should look. time.FixedZone creates a zone with a fixed offset, such as Tokyo's, and In shows a moment in it. time.Parse reads one known format and returns an error value on a failure, as strconv.Ato</w:t>
-      </w:r>
-      <w:r>
-        <w:t>i did in Lesson 2.11.</w:t>
+        <w:t>Go keeps a moment in a time.Time and a duration in a time.Duration. time.Date creates a timestamp, Add moves it by a duration, and Sub gives the difference between two timestamps. Go's format pattern works differently from the other languages: it is one fixed moment, 2006-01-02 15:04, written the way the output should look. time.FixedZone creates a zone with a fixed offset, such as Tokyo's, and In shows a moment in it. time.Parse reads one known format and returns an error value on a failure, as strconv.Atoi did in Lesson 2.11.</w:t>
       </w:r>
     </w:p>
     <w:p>
@@ -13643,10 +13631,7 @@
     </w:p>
     <w:p>
       <w:r>
-        <w:t>TypeScript uses JavaScript's Date: one moment, stored as the milliseconds since 1970-01-01 00:00 UTC. Date.UTC creates one from UTC parts, counting months from 0. There is no duration type, so a duration is a number of milliseconds, added to or subtracted from getTime(). A Date has no formatting pattern, so a small function, formatUtc, cuts the text out of toISOString(), the international standard format. A Date knows only UTC and the computer's own zone, so the Tokyo and local readings add an offset and ar</w:t>
-      </w:r>
-      <w:r>
-        <w:t>e printed like UTC readings. Those shifted values (the Tokyo start and localNow) are only for printing: they no longer name the real moment, so never compare them with another timestamp or store them. This is why the Basic version, too, has a formatUtc function.</w:t>
+        <w:t>TypeScript uses JavaScript's Date: one moment, stored as the milliseconds since 1970-01-01 00:00 UTC. Date.UTC creates one from UTC parts, counting months from 0. There is no duration type, so a duration is a number of milliseconds, added to or subtracted from getTime(). A Date has no formatting pattern, so a small function, formatUtc, cuts the text out of toISOString(), the international standard format. A Date knows only UTC and the computer's own zone, so the Tokyo and local readings add an offset and are printed like UTC readings. Those shifted values (the Tokyo start and localNow) are only for printing: they no longer name the real moment, so never compare them with another timestamp or store them. This is why the Basic version, too, has a formatUtc function.</w:t>
       </w:r>
     </w:p>
     <w:p>
@@ -16819,10 +16804,7 @@
     </w:p>
     <w:p>
       <w:r>
-        <w:t xml:space="preserve">Both Chapter 2 projects print a report, and a report needs a time stamp. The System Information Utility reuses format_utc (formatUtc, FormatTime) and the two Report time lines to show when its information was gathered: in UTC, so reports from different machines can be compared, and in local time, for the person reading it. The Command-Line Survey Application reuses parse_check_time's pattern for any date answer, beside Lesson 2.11's parse_port in its input module: read the text, parse one known format, and </w:t>
-      </w:r>
-      <w:r>
-        <w:t>on a failure print one Error line and end with exit code 1. Its final summary can end with the time the survey was completed. Both projects keep every time in UTC and convert only when printing, as this lesson does.</w:t>
+        <w:t>Both Chapter 2 projects print a report, and a report needs a time stamp. The System Information Utility reuses format_utc (formatUtc, FormatTime) and the two Report time lines to show when its information was gathered: in UTC, so reports from different machines can be compared, and in local time, for the person reading it. The Command-Line Survey Application reuses parse_check_time's pattern for any date answer, beside Lesson 2.11's parse_port in its input module: read the text, parse one known format, and on a failure print one Error line and end with exit code 1. Its final summary can end with the time the survey was completed. Both projects keep every time in UTC and convert only when printing, as this lesson does.</w:t>
       </w:r>
     </w:p>
     <w:p>
@@ -17518,10 +17500,7 @@
     </w:p>
     <w:p>
       <w:r>
-        <w:t xml:space="preserve">A timestamp names one moment, a duration is an amount of time, and every language in this lesson creates, moves, measures, compares, and formats them with its own types and patterns. Keeping every stored time in UTC lets any two be compared directly; the Tokyo and local readings are made only for printing. Parsing one known format is an operation that can fail, and the program reports it the way Lesson 2.11 taught. The clock supplies only the report's time stamp, which is why everything else can be checked </w:t>
-      </w:r>
-      <w:r>
-        <w:t>exactly. Lesson 2.13 turns to directories: creating a sandbox directory, confirming it exists, renaming it, listing it, and deleting it.</w:t>
+        <w:t>A timestamp names one moment, a duration is an amount of time, and every language in this lesson creates, moves, measures, compares, and formats them with its own types and patterns. Keeping every stored time in UTC lets any two be compared directly; the Tokyo and local readings are made only for printing. Parsing one known format is an operation that can fail, and the program reports it the way Lesson 2.11 taught. The clock supplies only the report's time stamp, which is why everything else can be checked exactly. Lesson 2.13 turns to directories: creating a sandbox directory, confirming it exists, renaming it, listing it, and deleting it.</w:t>
       </w:r>
     </w:p>
     <w:sectPr>
